--- a/voluntariat_app/static/pdf/Formulari LOPD i RGPD - Voluntaris El Tingladu - APP.docx
+++ b/voluntariat_app/static/pdf/Formulari LOPD i RGPD - Voluntaris El Tingladu - APP.docx
@@ -1,6 +1,6 @@
 
 <file path=word/document.xml><?xml version="1.0" encoding="utf-8"?>
-<w:document xmlns:o="urn:schemas-microsoft-com:office:office" xmlns:r="http://schemas.openxmlformats.org/officeDocument/2006/relationships" xmlns:v="urn:schemas-microsoft-com:vml" xmlns:w="http://schemas.openxmlformats.org/wordprocessingml/2006/main" xmlns:w10="urn:schemas-microsoft-com:office:word" xmlns:wp="http://schemas.openxmlformats.org/drawingml/2006/wordprocessingDrawing" xmlns:wps="http://schemas.microsoft.com/office/word/2010/wordprocessingShape" xmlns:wpg="http://schemas.microsoft.com/office/word/2010/wordprocessingGroup" xmlns:mc="http://schemas.openxmlformats.org/markup-compatibility/2006" xmlns:wp14="http://schemas.microsoft.com/office/word/2010/wordprocessingDrawing" xmlns:w14="http://schemas.microsoft.com/office/word/2010/wordml" mc:Ignorable="w14 wp14">
+<w:document xmlns:o="urn:schemas-microsoft-com:office:office" xmlns:r="http://schemas.openxmlformats.org/officeDocument/2006/relationships" xmlns:v="urn:schemas-microsoft-com:vml" xmlns:w="http://schemas.openxmlformats.org/wordprocessingml/2006/main" xmlns:w10="urn:schemas-microsoft-com:office:word" xmlns:wp="http://schemas.openxmlformats.org/drawingml/2006/wordprocessingDrawing" xmlns:pic="http://schemas.openxmlformats.org/drawingml/2006/picture" xmlns:wps="http://schemas.microsoft.com/office/word/2010/wordprocessingShape" xmlns:wpg="http://schemas.microsoft.com/office/word/2010/wordprocessingGroup" xmlns:mc="http://schemas.openxmlformats.org/markup-compatibility/2006" xmlns:wp14="http://schemas.microsoft.com/office/word/2010/wordprocessingDrawing" xmlns:w14="http://schemas.microsoft.com/office/word/2010/wordml" xmlns:w15="http://schemas.microsoft.com/office/word/2012/wordml" mc:Ignorable="w14 wp14 w15">
   <w:body>
     <w:p>
       <w:pPr>
@@ -26,7 +26,8 @@
           <w:numId w:val="1"/>
         </w:numPr>
         <w:spacing w:lineRule="auto" w:line="276" w:before="0" w:after="160"/>
-        <w:ind w:left="714" w:hanging="357"/>
+        <w:ind w:hanging="357" w:left="714"/>
+        <w:contextualSpacing/>
         <w:jc w:val="both"/>
         <w:rPr>
           <w:rFonts w:ascii="Arial" w:hAnsi="Arial" w:cs="Arial"/>
@@ -47,7 +48,8 @@
           <w:numId w:val="1"/>
         </w:numPr>
         <w:spacing w:lineRule="auto" w:line="276" w:before="0" w:after="160"/>
-        <w:ind w:left="714" w:hanging="357"/>
+        <w:ind w:hanging="357" w:left="714"/>
+        <w:contextualSpacing/>
         <w:jc w:val="both"/>
         <w:rPr>
           <w:rFonts w:ascii="Arial" w:hAnsi="Arial" w:cs="Arial"/>
@@ -68,7 +70,8 @@
           <w:numId w:val="1"/>
         </w:numPr>
         <w:spacing w:lineRule="auto" w:line="276" w:before="0" w:after="160"/>
-        <w:ind w:left="714" w:hanging="357"/>
+        <w:ind w:hanging="357" w:left="714"/>
+        <w:contextualSpacing/>
         <w:jc w:val="both"/>
         <w:rPr>
           <w:rFonts w:ascii="Arial" w:hAnsi="Arial" w:cs="Arial"/>
@@ -103,7 +106,6 @@
         <w:jc w:val="both"/>
         <w:rPr>
           <w:rFonts w:ascii="Arial" w:hAnsi="Arial" w:cs="Arial"/>
-          <w:b/>
           <w:b/>
         </w:rPr>
       </w:pPr>
@@ -322,7 +324,8 @@
           <w:numId w:val="2"/>
         </w:numPr>
         <w:spacing w:lineRule="auto" w:line="276" w:before="0" w:after="160"/>
-        <w:ind w:left="714" w:hanging="357"/>
+        <w:ind w:hanging="357" w:left="714"/>
+        <w:contextualSpacing/>
         <w:jc w:val="both"/>
         <w:rPr>
           <w:rFonts w:ascii="Arial" w:hAnsi="Arial" w:cs="Arial"/>
@@ -350,7 +353,8 @@
           <w:numId w:val="2"/>
         </w:numPr>
         <w:spacing w:lineRule="auto" w:line="276" w:before="0" w:after="160"/>
-        <w:ind w:left="714" w:hanging="357"/>
+        <w:ind w:hanging="357" w:left="714"/>
+        <w:contextualSpacing/>
         <w:jc w:val="both"/>
         <w:rPr>
           <w:rFonts w:ascii="Arial" w:hAnsi="Arial" w:cs="Arial"/>
@@ -378,7 +382,8 @@
           <w:numId w:val="2"/>
         </w:numPr>
         <w:spacing w:lineRule="auto" w:line="276" w:before="0" w:after="160"/>
-        <w:ind w:left="714" w:hanging="357"/>
+        <w:ind w:hanging="357" w:left="714"/>
+        <w:contextualSpacing/>
         <w:jc w:val="both"/>
         <w:rPr>
           <w:rFonts w:ascii="Arial" w:hAnsi="Arial" w:cs="Arial"/>
@@ -432,7 +437,7 @@
         <w:rPr>
           <w:rFonts w:cs="Arial" w:ascii="Arial" w:hAnsi="Arial"/>
         </w:rPr>
-        <w:t>4</w:t>
+        <w:t>6</w:t>
       </w:r>
       <w:r>
         <w:rPr>
@@ -463,7 +468,6 @@
         <w:jc w:val="both"/>
         <w:rPr>
           <w:rFonts w:ascii="Arial" w:hAnsi="Arial" w:cs="Arial"/>
-          <w:b/>
           <w:b/>
         </w:rPr>
       </w:pPr>
@@ -515,7 +519,8 @@
           <w:numId w:val="3"/>
         </w:numPr>
         <w:spacing w:lineRule="auto" w:line="276" w:before="0" w:after="160"/>
-        <w:ind w:left="714" w:hanging="357"/>
+        <w:ind w:hanging="357" w:left="714"/>
+        <w:contextualSpacing/>
         <w:jc w:val="both"/>
         <w:rPr>
           <w:rFonts w:ascii="Arial" w:hAnsi="Arial" w:cs="Arial"/>
@@ -543,7 +548,8 @@
           <w:numId w:val="3"/>
         </w:numPr>
         <w:spacing w:lineRule="auto" w:line="276" w:before="0" w:after="160"/>
-        <w:ind w:left="714" w:hanging="357"/>
+        <w:ind w:hanging="357" w:left="714"/>
+        <w:contextualSpacing/>
         <w:jc w:val="both"/>
         <w:rPr>
           <w:rFonts w:ascii="Arial" w:hAnsi="Arial" w:cs="Arial"/>
@@ -571,7 +577,8 @@
           <w:numId w:val="3"/>
         </w:numPr>
         <w:spacing w:lineRule="auto" w:line="276" w:before="0" w:after="160"/>
-        <w:ind w:left="714" w:hanging="357"/>
+        <w:ind w:hanging="357" w:left="714"/>
+        <w:contextualSpacing/>
         <w:jc w:val="both"/>
         <w:rPr>
           <w:rFonts w:ascii="Arial" w:hAnsi="Arial" w:cs="Arial"/>
@@ -599,7 +606,8 @@
           <w:numId w:val="3"/>
         </w:numPr>
         <w:spacing w:lineRule="auto" w:line="276" w:before="0" w:after="160"/>
-        <w:ind w:left="714" w:hanging="357"/>
+        <w:ind w:hanging="357" w:left="714"/>
+        <w:contextualSpacing/>
         <w:jc w:val="both"/>
         <w:rPr>
           <w:rFonts w:ascii="Arial" w:hAnsi="Arial" w:cs="Arial"/>
@@ -627,7 +635,8 @@
           <w:numId w:val="3"/>
         </w:numPr>
         <w:spacing w:lineRule="auto" w:line="276" w:before="0" w:after="160"/>
-        <w:ind w:left="714" w:hanging="357"/>
+        <w:ind w:hanging="357" w:left="714"/>
+        <w:contextualSpacing/>
         <w:jc w:val="both"/>
         <w:rPr>
           <w:rFonts w:ascii="Arial" w:hAnsi="Arial" w:cs="Arial"/>
@@ -655,7 +664,8 @@
           <w:numId w:val="3"/>
         </w:numPr>
         <w:spacing w:lineRule="auto" w:line="276" w:before="0" w:after="160"/>
-        <w:ind w:left="714" w:hanging="357"/>
+        <w:ind w:hanging="357" w:left="714"/>
+        <w:contextualSpacing/>
         <w:jc w:val="both"/>
         <w:rPr>
           <w:rFonts w:ascii="Arial" w:hAnsi="Arial" w:cs="Arial"/>
@@ -683,7 +693,8 @@
           <w:numId w:val="3"/>
         </w:numPr>
         <w:spacing w:lineRule="auto" w:line="276" w:before="0" w:after="160"/>
-        <w:ind w:left="714" w:hanging="357"/>
+        <w:ind w:hanging="357" w:left="714"/>
+        <w:contextualSpacing/>
         <w:jc w:val="both"/>
         <w:rPr>
           <w:rFonts w:ascii="Arial" w:hAnsi="Arial" w:cs="Arial"/>
@@ -711,24 +722,22 @@
         <w:rPr>
           <w:rFonts w:ascii="Arial" w:hAnsi="Arial" w:cs="Arial"/>
           <w:b/>
-          <w:b/>
-        </w:rPr>
-      </w:pPr>
-      <w:r>
-        <w:rPr>
-          <w:rFonts w:cs="Arial" w:ascii="Arial" w:hAnsi="Arial"/>
-          <w:b/>
-        </w:rPr>
-      </w:r>
-    </w:p>
-    <w:p>
-      <w:pPr>
-        <w:pStyle w:val="Normal"/>
-        <w:spacing w:lineRule="auto" w:line="276"/>
-        <w:jc w:val="both"/>
-        <w:rPr>
-          <w:rFonts w:ascii="Arial" w:hAnsi="Arial" w:cs="Arial"/>
-          <w:b/>
+        </w:rPr>
+      </w:pPr>
+      <w:r>
+        <w:rPr>
+          <w:rFonts w:cs="Arial" w:ascii="Arial" w:hAnsi="Arial"/>
+          <w:b/>
+        </w:rPr>
+      </w:r>
+    </w:p>
+    <w:p>
+      <w:pPr>
+        <w:pStyle w:val="Normal"/>
+        <w:spacing w:lineRule="auto" w:line="276"/>
+        <w:jc w:val="both"/>
+        <w:rPr>
+          <w:rFonts w:ascii="Arial" w:hAnsi="Arial" w:cs="Arial"/>
           <w:b/>
         </w:rPr>
       </w:pPr>
@@ -763,7 +772,6 @@
         <w:jc w:val="both"/>
         <w:rPr>
           <w:rFonts w:ascii="Arial" w:hAnsi="Arial" w:cs="Arial"/>
-          <w:b/>
           <w:b/>
         </w:rPr>
       </w:pPr>
@@ -815,7 +823,8 @@
           <w:numId w:val="4"/>
         </w:numPr>
         <w:spacing w:lineRule="auto" w:line="276" w:before="0" w:after="160"/>
-        <w:ind w:left="714" w:hanging="357"/>
+        <w:ind w:hanging="357" w:left="714"/>
+        <w:contextualSpacing/>
         <w:jc w:val="both"/>
         <w:rPr>
           <w:rFonts w:ascii="Arial" w:hAnsi="Arial" w:cs="Arial"/>
@@ -843,7 +852,8 @@
           <w:numId w:val="4"/>
         </w:numPr>
         <w:spacing w:lineRule="auto" w:line="276" w:before="0" w:after="160"/>
-        <w:ind w:left="714" w:hanging="357"/>
+        <w:ind w:hanging="357" w:left="714"/>
+        <w:contextualSpacing/>
         <w:jc w:val="both"/>
         <w:rPr>
           <w:rFonts w:ascii="Arial" w:hAnsi="Arial" w:cs="Arial"/>
@@ -871,7 +881,8 @@
           <w:numId w:val="4"/>
         </w:numPr>
         <w:spacing w:lineRule="auto" w:line="276" w:before="0" w:after="160"/>
-        <w:ind w:left="714" w:hanging="357"/>
+        <w:ind w:hanging="357" w:left="714"/>
+        <w:contextualSpacing/>
         <w:jc w:val="both"/>
         <w:rPr>
           <w:rFonts w:ascii="Arial" w:hAnsi="Arial" w:cs="Arial"/>
@@ -899,7 +910,8 @@
           <w:numId w:val="4"/>
         </w:numPr>
         <w:spacing w:lineRule="auto" w:line="276" w:before="0" w:after="160"/>
-        <w:ind w:left="714" w:hanging="357"/>
+        <w:ind w:hanging="357" w:left="714"/>
+        <w:contextualSpacing/>
         <w:jc w:val="both"/>
         <w:rPr>
           <w:rFonts w:ascii="Arial" w:hAnsi="Arial" w:cs="Arial"/>
@@ -927,7 +939,8 @@
           <w:numId w:val="4"/>
         </w:numPr>
         <w:spacing w:lineRule="auto" w:line="276" w:before="0" w:after="160"/>
-        <w:ind w:left="714" w:hanging="357"/>
+        <w:ind w:hanging="357" w:left="714"/>
+        <w:contextualSpacing/>
         <w:jc w:val="both"/>
         <w:rPr>
           <w:rFonts w:ascii="Arial" w:hAnsi="Arial" w:cs="Arial"/>
@@ -955,7 +968,8 @@
           <w:numId w:val="4"/>
         </w:numPr>
         <w:spacing w:lineRule="auto" w:line="276" w:before="0" w:after="160"/>
-        <w:ind w:left="714" w:hanging="357"/>
+        <w:ind w:hanging="357" w:left="714"/>
+        <w:contextualSpacing/>
         <w:jc w:val="both"/>
         <w:rPr>
           <w:rFonts w:ascii="Arial" w:hAnsi="Arial" w:cs="Arial"/>
@@ -983,7 +997,8 @@
           <w:numId w:val="4"/>
         </w:numPr>
         <w:spacing w:lineRule="auto" w:line="276" w:before="0" w:after="160"/>
-        <w:ind w:left="714" w:hanging="357"/>
+        <w:ind w:hanging="357" w:left="714"/>
+        <w:contextualSpacing/>
         <w:jc w:val="both"/>
         <w:rPr>
           <w:rFonts w:ascii="Arial" w:hAnsi="Arial" w:cs="Arial"/>
@@ -1011,7 +1026,8 @@
           <w:numId w:val="4"/>
         </w:numPr>
         <w:spacing w:lineRule="auto" w:line="276" w:before="0" w:after="160"/>
-        <w:ind w:left="714" w:hanging="357"/>
+        <w:ind w:hanging="357" w:left="714"/>
+        <w:contextualSpacing/>
         <w:jc w:val="both"/>
         <w:rPr>
           <w:rFonts w:ascii="Arial" w:hAnsi="Arial" w:cs="Arial"/>
@@ -1085,7 +1101,6 @@
         <w:rPr>
           <w:rFonts w:ascii="Arial" w:hAnsi="Arial" w:cs="Arial"/>
           <w:b/>
-          <w:b/>
         </w:rPr>
       </w:pPr>
       <w:r>
@@ -1149,7 +1164,6 @@
         <w:jc w:val="both"/>
         <w:rPr>
           <w:rFonts w:ascii="Arial" w:hAnsi="Arial" w:cs="Arial"/>
-          <w:b/>
           <w:b/>
         </w:rPr>
       </w:pPr>
@@ -1227,7 +1241,7 @@
       <w:hyperlink r:id="rId2">
         <w:r>
           <w:rPr>
-            <w:rStyle w:val="InternetLink"/>
+            <w:rStyle w:val="Hyperlink"/>
             <w:rFonts w:cs="Arial" w:ascii="Arial" w:hAnsi="Arial"/>
           </w:rPr>
           <w:t>https://canpistraus.cat/politica-privacitat/</w:t>
@@ -1262,7 +1276,6 @@
         <w:jc w:val="both"/>
         <w:rPr>
           <w:rFonts w:ascii="Arial" w:hAnsi="Arial" w:cs="Arial"/>
-          <w:b/>
           <w:b/>
         </w:rPr>
       </w:pPr>
@@ -1314,7 +1327,8 @@
           <w:numId w:val="5"/>
         </w:numPr>
         <w:spacing w:lineRule="auto" w:line="276" w:before="0" w:after="160"/>
-        <w:ind w:left="714" w:hanging="357"/>
+        <w:ind w:hanging="357" w:left="714"/>
+        <w:contextualSpacing/>
         <w:jc w:val="both"/>
         <w:rPr>
           <w:rFonts w:ascii="Arial" w:hAnsi="Arial" w:cs="Arial"/>
@@ -1335,7 +1349,8 @@
           <w:numId w:val="5"/>
         </w:numPr>
         <w:spacing w:lineRule="auto" w:line="276" w:before="0" w:after="160"/>
-        <w:ind w:left="714" w:hanging="357"/>
+        <w:ind w:hanging="357" w:left="714"/>
+        <w:contextualSpacing/>
         <w:jc w:val="both"/>
         <w:rPr>
           <w:rFonts w:ascii="Arial" w:hAnsi="Arial" w:cs="Arial"/>
@@ -1356,7 +1371,8 @@
           <w:numId w:val="5"/>
         </w:numPr>
         <w:spacing w:lineRule="auto" w:line="276" w:before="0" w:after="160"/>
-        <w:ind w:left="714" w:hanging="357"/>
+        <w:ind w:hanging="357" w:left="714"/>
+        <w:contextualSpacing/>
         <w:jc w:val="both"/>
         <w:rPr>
           <w:rFonts w:ascii="Arial" w:hAnsi="Arial" w:cs="Arial"/>
@@ -1377,7 +1393,8 @@
           <w:numId w:val="5"/>
         </w:numPr>
         <w:spacing w:lineRule="auto" w:line="276" w:before="0" w:after="160"/>
-        <w:ind w:left="714" w:hanging="357"/>
+        <w:ind w:hanging="357" w:left="714"/>
+        <w:contextualSpacing/>
         <w:jc w:val="both"/>
         <w:rPr>
           <w:rFonts w:ascii="Arial" w:hAnsi="Arial" w:cs="Arial"/>
@@ -1398,7 +1415,8 @@
           <w:numId w:val="5"/>
         </w:numPr>
         <w:spacing w:lineRule="auto" w:line="276" w:before="0" w:after="160"/>
-        <w:ind w:left="714" w:hanging="357"/>
+        <w:ind w:hanging="357" w:left="714"/>
+        <w:contextualSpacing/>
         <w:jc w:val="both"/>
         <w:rPr>
           <w:rFonts w:ascii="Arial" w:hAnsi="Arial" w:cs="Arial"/>
@@ -1419,7 +1437,8 @@
           <w:numId w:val="5"/>
         </w:numPr>
         <w:spacing w:lineRule="auto" w:line="276" w:before="0" w:after="160"/>
-        <w:ind w:left="714" w:hanging="357"/>
+        <w:ind w:hanging="357" w:left="714"/>
+        <w:contextualSpacing/>
         <w:jc w:val="both"/>
         <w:rPr>
           <w:rFonts w:ascii="Arial" w:hAnsi="Arial" w:cs="Arial"/>
@@ -1440,7 +1459,8 @@
           <w:numId w:val="5"/>
         </w:numPr>
         <w:spacing w:lineRule="auto" w:line="276" w:before="0" w:after="160"/>
-        <w:ind w:left="714" w:hanging="357"/>
+        <w:ind w:hanging="357" w:left="714"/>
+        <w:contextualSpacing/>
         <w:jc w:val="both"/>
         <w:rPr>
           <w:rFonts w:ascii="Arial" w:hAnsi="Arial" w:cs="Arial"/>
@@ -1461,7 +1481,8 @@
           <w:numId w:val="5"/>
         </w:numPr>
         <w:spacing w:lineRule="auto" w:line="276" w:before="0" w:after="160"/>
-        <w:ind w:left="714" w:hanging="357"/>
+        <w:ind w:hanging="357" w:left="714"/>
+        <w:contextualSpacing/>
         <w:jc w:val="both"/>
         <w:rPr>
           <w:rFonts w:ascii="Arial" w:hAnsi="Arial" w:cs="Arial"/>
@@ -1514,7 +1535,6 @@
         <w:rPr>
           <w:rFonts w:ascii="Arial" w:hAnsi="Arial" w:cs="Arial"/>
           <w:b/>
-          <w:b/>
         </w:rPr>
       </w:pPr>
       <w:r>
@@ -1538,44 +1558,31 @@
         <w:rPr>
           <w:rFonts w:cs="Arial" w:ascii="Arial" w:hAnsi="Arial"/>
         </w:rPr>
-        <w:t>Les dades personals, proporcionades en aquest formulari es conservaran fins a data de 31 de desembre de l’any 202</w:t>
-      </w:r>
-      <w:r>
-        <w:rPr>
-          <w:rFonts w:cs="Arial" w:ascii="Arial" w:hAnsi="Arial"/>
-        </w:rPr>
-        <w:t>4</w:t>
-      </w:r>
-      <w:r>
-        <w:rPr>
-          <w:rFonts w:cs="Arial" w:ascii="Arial" w:hAnsi="Arial"/>
-        </w:rPr>
-        <w:t>, o bé, fis que no se sol·liciti la seva supressió per part de l’interessat dins d’un període anterior a l’indicat.</w:t>
-      </w:r>
-    </w:p>
-    <w:p>
-      <w:pPr>
-        <w:pStyle w:val="Normal"/>
-        <w:spacing w:lineRule="auto" w:line="276"/>
-        <w:jc w:val="both"/>
-        <w:rPr>
-          <w:rFonts w:ascii="Arial" w:hAnsi="Arial" w:cs="Arial"/>
-        </w:rPr>
-      </w:pPr>
-      <w:r>
-        <w:rPr>
-          <w:rFonts w:cs="Arial" w:ascii="Arial" w:hAnsi="Arial"/>
-        </w:rPr>
-      </w:r>
-    </w:p>
-    <w:p>
-      <w:pPr>
-        <w:pStyle w:val="Normal"/>
-        <w:spacing w:lineRule="auto" w:line="276"/>
-        <w:jc w:val="both"/>
-        <w:rPr>
-          <w:rFonts w:ascii="Arial" w:hAnsi="Arial" w:cs="Arial"/>
-          <w:b/>
+        <w:t>Les dades personals, proporcionades en aquest formulari es conservaran fins a data de 31 de desembre de l’any 2024, o bé, fis que no se sol·liciti la seva supressió per part de l’interessat dins d’un període anterior a l’indicat.</w:t>
+      </w:r>
+    </w:p>
+    <w:p>
+      <w:pPr>
+        <w:pStyle w:val="Normal"/>
+        <w:spacing w:lineRule="auto" w:line="276"/>
+        <w:jc w:val="both"/>
+        <w:rPr>
+          <w:rFonts w:ascii="Arial" w:hAnsi="Arial" w:cs="Arial"/>
+        </w:rPr>
+      </w:pPr>
+      <w:r>
+        <w:rPr>
+          <w:rFonts w:cs="Arial" w:ascii="Arial" w:hAnsi="Arial"/>
+        </w:rPr>
+      </w:r>
+    </w:p>
+    <w:p>
+      <w:pPr>
+        <w:pStyle w:val="Normal"/>
+        <w:spacing w:lineRule="auto" w:line="276"/>
+        <w:jc w:val="both"/>
+        <w:rPr>
+          <w:rFonts w:ascii="Arial" w:hAnsi="Arial" w:cs="Arial"/>
           <w:b/>
         </w:rPr>
       </w:pPr>
@@ -1710,7 +1717,6 @@
         <w:rPr>
           <w:rFonts w:ascii="Arial" w:hAnsi="Arial" w:cs="Arial"/>
           <w:b/>
-          <w:b/>
         </w:rPr>
       </w:pPr>
       <w:r>
@@ -1853,7 +1859,6 @@
         <w:rPr>
           <w:rFonts w:ascii="Arial" w:hAnsi="Arial" w:cs="Arial"/>
           <w:b/>
-          <w:b/>
         </w:rPr>
       </w:pPr>
       <w:r>
@@ -1919,7 +1924,6 @@
         <w:rPr>
           <w:rFonts w:ascii="Arial" w:hAnsi="Arial" w:cs="Arial"/>
           <w:b/>
-          <w:b/>
         </w:rPr>
       </w:pPr>
       <w:r>
@@ -1969,7 +1973,6 @@
         <w:rPr>
           <w:rFonts w:ascii="Arial" w:hAnsi="Arial" w:cs="Arial"/>
           <w:b/>
-          <w:b/>
         </w:rPr>
       </w:pPr>
       <w:r>
@@ -2004,24 +2007,22 @@
         <w:rPr>
           <w:rFonts w:ascii="Arial" w:hAnsi="Arial" w:cs="Arial"/>
           <w:b/>
-          <w:b/>
-        </w:rPr>
-      </w:pPr>
-      <w:r>
-        <w:rPr>
-          <w:rFonts w:cs="Arial" w:ascii="Arial" w:hAnsi="Arial"/>
-          <w:b/>
-        </w:rPr>
-      </w:r>
-    </w:p>
-    <w:p>
-      <w:pPr>
-        <w:pStyle w:val="Normal"/>
-        <w:spacing w:lineRule="auto" w:line="276"/>
-        <w:jc w:val="both"/>
-        <w:rPr>
-          <w:rFonts w:ascii="Arial" w:hAnsi="Arial" w:cs="Arial"/>
-          <w:b/>
+        </w:rPr>
+      </w:pPr>
+      <w:r>
+        <w:rPr>
+          <w:rFonts w:cs="Arial" w:ascii="Arial" w:hAnsi="Arial"/>
+          <w:b/>
+        </w:rPr>
+      </w:r>
+    </w:p>
+    <w:p>
+      <w:pPr>
+        <w:pStyle w:val="Normal"/>
+        <w:spacing w:lineRule="auto" w:line="276"/>
+        <w:jc w:val="both"/>
+        <w:rPr>
+          <w:rFonts w:ascii="Arial" w:hAnsi="Arial" w:cs="Arial"/>
           <w:b/>
         </w:rPr>
       </w:pPr>
@@ -2071,7 +2072,6 @@
         <w:jc w:val="both"/>
         <w:rPr>
           <w:rFonts w:ascii="Arial" w:hAnsi="Arial" w:cs="Arial"/>
-          <w:b/>
           <w:b/>
         </w:rPr>
       </w:pPr>
@@ -2133,7 +2133,7 @@
     <w:sectPr>
       <w:type w:val="nextPage"/>
       <w:pgSz w:w="11906" w:h="16838"/>
-      <w:pgMar w:left="1701" w:right="1701" w:header="0" w:top="1417" w:footer="0" w:bottom="1417" w:gutter="0"/>
+      <w:pgMar w:left="1701" w:right="1701" w:gutter="0" w:header="0" w:top="1417" w:footer="0" w:bottom="1417"/>
       <w:pgNumType w:fmt="decimal"/>
       <w:formProt w:val="false"/>
       <w:textDirection w:val="lrTb"/>
@@ -2431,6 +2431,7 @@
         </w:tabs>
         <w:ind w:left="720" w:hanging="360"/>
       </w:pPr>
+      <w:rPr/>
     </w:lvl>
     <w:lvl w:ilvl="1">
       <w:start w:val="1"/>
@@ -2443,6 +2444,7 @@
         </w:tabs>
         <w:ind w:left="1440" w:hanging="360"/>
       </w:pPr>
+      <w:rPr/>
     </w:lvl>
     <w:lvl w:ilvl="2">
       <w:start w:val="1"/>
@@ -2455,6 +2457,7 @@
         </w:tabs>
         <w:ind w:left="2160" w:hanging="180"/>
       </w:pPr>
+      <w:rPr/>
     </w:lvl>
     <w:lvl w:ilvl="3">
       <w:start w:val="1"/>
@@ -2467,6 +2470,7 @@
         </w:tabs>
         <w:ind w:left="2880" w:hanging="360"/>
       </w:pPr>
+      <w:rPr/>
     </w:lvl>
     <w:lvl w:ilvl="4">
       <w:start w:val="1"/>
@@ -2479,6 +2483,7 @@
         </w:tabs>
         <w:ind w:left="3600" w:hanging="360"/>
       </w:pPr>
+      <w:rPr/>
     </w:lvl>
     <w:lvl w:ilvl="5">
       <w:start w:val="1"/>
@@ -2491,6 +2496,7 @@
         </w:tabs>
         <w:ind w:left="4320" w:hanging="180"/>
       </w:pPr>
+      <w:rPr/>
     </w:lvl>
     <w:lvl w:ilvl="6">
       <w:start w:val="1"/>
@@ -2503,6 +2509,7 @@
         </w:tabs>
         <w:ind w:left="5040" w:hanging="360"/>
       </w:pPr>
+      <w:rPr/>
     </w:lvl>
     <w:lvl w:ilvl="7">
       <w:start w:val="1"/>
@@ -2515,6 +2522,7 @@
         </w:tabs>
         <w:ind w:left="5760" w:hanging="360"/>
       </w:pPr>
+      <w:rPr/>
     </w:lvl>
     <w:lvl w:ilvl="8">
       <w:start w:val="1"/>
@@ -2527,6 +2535,7 @@
         </w:tabs>
         <w:ind w:left="6480" w:hanging="180"/>
       </w:pPr>
+      <w:rPr/>
     </w:lvl>
   </w:abstractNum>
   <w:abstractNum w:abstractNumId="4">
@@ -3339,6 +3348,7 @@
     <w:qFormat/>
     <w:pPr>
       <w:widowControl/>
+      <w:suppressAutoHyphens w:val="true"/>
       <w:bidi w:val="0"/>
       <w:spacing w:lineRule="auto" w:line="259" w:before="0" w:after="160"/>
       <w:jc w:val="left"/>
@@ -3360,21 +3370,21 @@
     <w:qFormat/>
     <w:rPr/>
   </w:style>
-  <w:style w:type="character" w:styleId="InternetLink">
+  <w:style w:type="character" w:styleId="Hyperlink">
     <w:name w:val="Hyperlink"/>
     <w:basedOn w:val="DefaultParagraphFont"/>
     <w:uiPriority w:val="99"/>
     <w:unhideWhenUsed/>
     <w:rsid w:val="00d56d5c"/>
     <w:rPr>
-      <w:color w:val="0563C1" w:themeColor="hyperlink"/>
+      <w:color w:themeColor="hyperlink" w:val="0563C1"/>
       <w:u w:val="single"/>
     </w:rPr>
   </w:style>
   <w:style w:type="paragraph" w:styleId="Heading">
     <w:name w:val="Heading"/>
     <w:basedOn w:val="Normal"/>
-    <w:next w:val="TextBody"/>
+    <w:next w:val="BodyText"/>
     <w:qFormat/>
     <w:pPr>
       <w:keepNext w:val="true"/>
@@ -3386,7 +3396,7 @@
       <w:szCs w:val="28"/>
     </w:rPr>
   </w:style>
-  <w:style w:type="paragraph" w:styleId="TextBody">
+  <w:style w:type="paragraph" w:styleId="BodyText">
     <w:name w:val="Body Text"/>
     <w:basedOn w:val="Normal"/>
     <w:pPr>
@@ -3396,14 +3406,14 @@
   </w:style>
   <w:style w:type="paragraph" w:styleId="List">
     <w:name w:val="List"/>
-    <w:basedOn w:val="TextBody"/>
+    <w:basedOn w:val="BodyText"/>
     <w:pPr/>
     <w:rPr>
       <w:rFonts w:cs="Noto Sans Devanagari"/>
     </w:rPr>
   </w:style>
   <w:style w:type="paragraph" w:styleId="Caption">
-    <w:name w:val="Caption"/>
+    <w:name w:val="caption"/>
     <w:basedOn w:val="Normal"/>
     <w:qFormat/>
     <w:pPr>
@@ -3437,7 +3447,7 @@
     <w:rsid w:val="009a7a9b"/>
     <w:pPr>
       <w:spacing w:before="0" w:after="160"/>
-      <w:ind w:left="720" w:hanging="0"/>
+      <w:ind w:hanging="0" w:left="720"/>
       <w:contextualSpacing/>
     </w:pPr>
     <w:rPr/>
@@ -3467,161 +3477,97 @@
 </file>
 
 <file path=word/theme/theme1.xml><?xml version="1.0" encoding="utf-8"?>
-<a:theme xmlns:a="http://schemas.openxmlformats.org/drawingml/2006/main" name="Tema de l'Office">
+<a:theme xmlns:a="http://schemas.openxmlformats.org/drawingml/2006/main" xmlns:r="http://schemas.openxmlformats.org/officeDocument/2006/relationships" name="Tema de l'Office">
   <a:themeElements>
     <a:clrScheme name="Office">
       <a:dk1>
-        <a:sysClr val="windowText" lastClr="000000"/>
+        <a:srgbClr val="000000"/>
       </a:dk1>
       <a:lt1>
-        <a:sysClr val="window" lastClr="FFFFFF"/>
+        <a:srgbClr val="ffffff"/>
       </a:lt1>
       <a:dk2>
-        <a:srgbClr val="44546A"/>
+        <a:srgbClr val="44546a"/>
       </a:dk2>
       <a:lt2>
-        <a:srgbClr val="E7E6E6"/>
+        <a:srgbClr val="e7e6e6"/>
       </a:lt2>
       <a:accent1>
-        <a:srgbClr val="5B9BD5"/>
+        <a:srgbClr val="5b9bd5"/>
       </a:accent1>
       <a:accent2>
-        <a:srgbClr val="ED7D31"/>
+        <a:srgbClr val="ed7d31"/>
       </a:accent2>
       <a:accent3>
-        <a:srgbClr val="A5A5A5"/>
+        <a:srgbClr val="a5a5a5"/>
       </a:accent3>
       <a:accent4>
-        <a:srgbClr val="FFC000"/>
+        <a:srgbClr val="ffc000"/>
       </a:accent4>
       <a:accent5>
-        <a:srgbClr val="4472C4"/>
+        <a:srgbClr val="4472c4"/>
       </a:accent5>
       <a:accent6>
-        <a:srgbClr val="70AD47"/>
+        <a:srgbClr val="70ad47"/>
       </a:accent6>
       <a:hlink>
-        <a:srgbClr val="0563C1"/>
+        <a:srgbClr val="0563c1"/>
       </a:hlink>
       <a:folHlink>
-        <a:srgbClr val="954F72"/>
+        <a:srgbClr val="954f72"/>
       </a:folHlink>
     </a:clrScheme>
     <a:fontScheme name="Office">
       <a:majorFont>
-        <a:latin typeface="Calibri Light" panose="020F0302020204030204"/>
+        <a:latin typeface="Calibri Light" panose="020F0302020204030204" pitchFamily="0" charset="1"/>
         <a:ea typeface=""/>
         <a:cs typeface=""/>
-        <a:font script="Jpan" typeface="游ゴシック Light"/>
-        <a:font script="Hang" typeface="맑은 고딕"/>
-        <a:font script="Hans" typeface="等线 Light"/>
-        <a:font script="Hant" typeface="新細明體"/>
-        <a:font script="Arab" typeface="Times New Roman"/>
-        <a:font script="Hebr" typeface="Times New Roman"/>
-        <a:font script="Thai" typeface="Angsana New"/>
-        <a:font script="Ethi" typeface="Nyala"/>
-        <a:font script="Beng" typeface="Vrinda"/>
-        <a:font script="Gujr" typeface="Shruti"/>
-        <a:font script="Khmr" typeface="MoolBoran"/>
-        <a:font script="Knda" typeface="Tunga"/>
-        <a:font script="Guru" typeface="Raavi"/>
-        <a:font script="Cans" typeface="Euphemia"/>
-        <a:font script="Cher" typeface="Plantagenet Cherokee"/>
-        <a:font script="Yiii" typeface="Microsoft Yi Baiti"/>
-        <a:font script="Tibt" typeface="Microsoft Himalaya"/>
-        <a:font script="Thaa" typeface="MV Boli"/>
-        <a:font script="Deva" typeface="Mangal"/>
-        <a:font script="Telu" typeface="Gautami"/>
-        <a:font script="Taml" typeface="Latha"/>
-        <a:font script="Syrc" typeface="Estrangelo Edessa"/>
-        <a:font script="Orya" typeface="Kalinga"/>
-        <a:font script="Mlym" typeface="Kartika"/>
-        <a:font script="Laoo" typeface="DokChampa"/>
-        <a:font script="Sinh" typeface="Iskoola Pota"/>
-        <a:font script="Mong" typeface="Mongolian Baiti"/>
-        <a:font script="Viet" typeface="Times New Roman"/>
-        <a:font script="Uigh" typeface="Microsoft Uighur"/>
-        <a:font script="Geor" typeface="Sylfaen"/>
       </a:majorFont>
       <a:minorFont>
-        <a:latin typeface="Calibri" panose="020F0502020204030204"/>
+        <a:latin typeface="Calibri" panose="020F0502020204030204" pitchFamily="0" charset="1"/>
         <a:ea typeface=""/>
         <a:cs typeface=""/>
-        <a:font script="Jpan" typeface="游明朝"/>
-        <a:font script="Hang" typeface="맑은 고딕"/>
-        <a:font script="Hans" typeface="等线"/>
-        <a:font script="Hant" typeface="新細明體"/>
-        <a:font script="Arab" typeface="Arial"/>
-        <a:font script="Hebr" typeface="Arial"/>
-        <a:font script="Thai" typeface="Cordia New"/>
-        <a:font script="Ethi" typeface="Nyala"/>
-        <a:font script="Beng" typeface="Vrinda"/>
-        <a:font script="Gujr" typeface="Shruti"/>
-        <a:font script="Khmr" typeface="DaunPenh"/>
-        <a:font script="Knda" typeface="Tunga"/>
-        <a:font script="Guru" typeface="Raavi"/>
-        <a:font script="Cans" typeface="Euphemia"/>
-        <a:font script="Cher" typeface="Plantagenet Cherokee"/>
-        <a:font script="Yiii" typeface="Microsoft Yi Baiti"/>
-        <a:font script="Tibt" typeface="Microsoft Himalaya"/>
-        <a:font script="Thaa" typeface="MV Boli"/>
-        <a:font script="Deva" typeface="Mangal"/>
-        <a:font script="Telu" typeface="Gautami"/>
-        <a:font script="Taml" typeface="Latha"/>
-        <a:font script="Syrc" typeface="Estrangelo Edessa"/>
-        <a:font script="Orya" typeface="Kalinga"/>
-        <a:font script="Mlym" typeface="Kartika"/>
-        <a:font script="Laoo" typeface="DokChampa"/>
-        <a:font script="Sinh" typeface="Iskoola Pota"/>
-        <a:font script="Mong" typeface="Mongolian Baiti"/>
-        <a:font script="Viet" typeface="Arial"/>
-        <a:font script="Uigh" typeface="Microsoft Uighur"/>
-        <a:font script="Geor" typeface="Sylfaen"/>
       </a:minorFont>
     </a:fontScheme>
-    <a:fmtScheme name="Office">
+    <a:fmtScheme>
       <a:fillStyleLst>
         <a:solidFill>
           <a:schemeClr val="phClr"/>
         </a:solidFill>
-        <a:gradFill rotWithShape="1">
+        <a:gradFill>
           <a:gsLst>
             <a:gs pos="0">
               <a:schemeClr val="phClr">
                 <a:lumMod val="110000"/>
-                <a:satMod val="105000"/>
                 <a:tint val="67000"/>
               </a:schemeClr>
             </a:gs>
             <a:gs pos="50000">
               <a:schemeClr val="phClr">
                 <a:lumMod val="105000"/>
-                <a:satMod val="103000"/>
                 <a:tint val="73000"/>
               </a:schemeClr>
             </a:gs>
             <a:gs pos="100000">
               <a:schemeClr val="phClr">
                 <a:lumMod val="105000"/>
-                <a:satMod val="109000"/>
                 <a:tint val="81000"/>
               </a:schemeClr>
             </a:gs>
           </a:gsLst>
           <a:lin ang="5400000" scaled="0"/>
+          <a:tileRect l="0" t="0" r="0" b="0"/>
         </a:gradFill>
-        <a:gradFill rotWithShape="1">
+        <a:gradFill>
           <a:gsLst>
             <a:gs pos="0">
               <a:schemeClr val="phClr">
-                <a:satMod val="103000"/>
                 <a:lumMod val="102000"/>
                 <a:tint val="94000"/>
               </a:schemeClr>
             </a:gs>
             <a:gs pos="50000">
               <a:schemeClr val="phClr">
-                <a:satMod val="110000"/>
                 <a:lumMod val="100000"/>
                 <a:shade val="100000"/>
               </a:schemeClr>
@@ -3629,33 +3575,24 @@
             <a:gs pos="100000">
               <a:schemeClr val="phClr">
                 <a:lumMod val="99000"/>
-                <a:satMod val="120000"/>
                 <a:shade val="78000"/>
               </a:schemeClr>
             </a:gs>
           </a:gsLst>
           <a:lin ang="5400000" scaled="0"/>
+          <a:tileRect l="0" t="0" r="0" b="0"/>
         </a:gradFill>
       </a:fillStyleLst>
       <a:lnStyleLst>
         <a:ln w="6350" cap="flat" cmpd="sng" algn="ctr">
-          <a:solidFill>
-            <a:schemeClr val="phClr"/>
-          </a:solidFill>
           <a:prstDash val="solid"/>
           <a:miter lim="800000"/>
         </a:ln>
         <a:ln w="12700" cap="flat" cmpd="sng" algn="ctr">
-          <a:solidFill>
-            <a:schemeClr val="phClr"/>
-          </a:solidFill>
           <a:prstDash val="solid"/>
           <a:miter lim="800000"/>
         </a:ln>
         <a:ln w="19050" cap="flat" cmpd="sng" algn="ctr">
-          <a:solidFill>
-            <a:schemeClr val="phClr"/>
-          </a:solidFill>
           <a:prstDash val="solid"/>
           <a:miter lim="800000"/>
         </a:ln>
@@ -3668,13 +3605,7 @@
           <a:effectLst/>
         </a:effectStyle>
         <a:effectStyle>
-          <a:effectLst>
-            <a:outerShdw blurRad="57150" dist="19050" dir="5400000" algn="ctr" rotWithShape="0">
-              <a:srgbClr val="000000">
-                <a:alpha val="63000"/>
-              </a:srgbClr>
-            </a:outerShdw>
-          </a:effectLst>
+          <a:effectLst/>
         </a:effectStyle>
       </a:effectStyleLst>
       <a:bgFillStyleLst>
@@ -3684,15 +3615,13 @@
         <a:solidFill>
           <a:schemeClr val="phClr">
             <a:tint val="95000"/>
-            <a:satMod val="170000"/>
           </a:schemeClr>
         </a:solidFill>
-        <a:gradFill rotWithShape="1">
+        <a:gradFill>
           <a:gsLst>
             <a:gs pos="0">
               <a:schemeClr val="phClr">
                 <a:tint val="93000"/>
-                <a:satMod val="150000"/>
                 <a:shade val="98000"/>
                 <a:lumMod val="102000"/>
               </a:schemeClr>
@@ -3700,7 +3629,6 @@
             <a:gs pos="50000">
               <a:schemeClr val="phClr">
                 <a:tint val="98000"/>
-                <a:satMod val="130000"/>
                 <a:shade val="90000"/>
                 <a:lumMod val="103000"/>
               </a:schemeClr>
@@ -3708,21 +3636,14 @@
             <a:gs pos="100000">
               <a:schemeClr val="phClr">
                 <a:shade val="63000"/>
-                <a:satMod val="120000"/>
               </a:schemeClr>
             </a:gs>
           </a:gsLst>
           <a:lin ang="5400000" scaled="0"/>
+          <a:tileRect l="0" t="0" r="0" b="0"/>
         </a:gradFill>
       </a:bgFillStyleLst>
     </a:fmtScheme>
   </a:themeElements>
-  <a:objectDefaults/>
-  <a:extraClrSchemeLst/>
-  <a:extLst>
-    <a:ext uri="{05A4C25C-085E-4340-85A3-A5531E510DB2}">
-      <thm15:themeFamily xmlns:thm15="http://schemas.microsoft.com/office/thememl/2012/main" name="Office Theme" id="{62F939B6-93AF-4DB8-9C6B-D6C7DFDC589F}" vid="{4A3C46E8-61CC-4603-A589-7422A47A8E4A}"/>
-    </a:ext>
-  </a:extLst>
 </a:theme>
 </file>